--- a/manuscript/Manuscript_MDPI_Sustainability_FINAL.docx
+++ b/manuscript/Manuscript_MDPI_Sustainability_FINAL.docx
@@ -1,6 +1,6 @@
 
 <file path=word/document.xml><?xml version="1.0" encoding="utf-8"?>
-<w:document xmlns:wpc="http://schemas.microsoft.com/office/word/2010/wordprocessingCanvas" xmlns:cx="http://schemas.microsoft.com/office/drawing/2014/chartex" xmlns:cx1="http://schemas.microsoft.com/office/drawing/2015/9/8/chartex" xmlns:cx2="http://schemas.microsoft.com/office/drawing/2015/10/21/chartex" xmlns:cx3="http://schemas.microsoft.com/office/drawing/2016/5/9/chartex" xmlns:cx4="http://schemas.microsoft.com/office/drawing/2016/5/10/chartex" xmlns:cx5="http://schemas.microsoft.com/office/drawing/2016/5/11/chartex" xmlns:cx6="http://schemas.microsoft.com/office/drawing/2016/5/12/chartex" xmlns:cx7="http://schemas.microsoft.com/office/drawing/2016/5/13/chartex" xmlns:cx8="http://schemas.microsoft.com/office/drawing/2016/5/14/chartex" xmlns:mc="http://schemas.openxmlformats.org/markup-compatibility/2006" xmlns:aink="http://schemas.microsoft.com/office/drawing/2016/ink" xmlns:am3d="http://schemas.microsoft.com/office/drawing/2017/model3d" xmlns:o="urn:schemas-microsoft-com:office:office" xmlns:oel="http://schemas.microsoft.com/office/2019/extlst" xmlns:r="http://schemas.openxmlformats.org/officeDocument/2006/relationships" xmlns:m="http://schemas.openxmlformats.org/officeDocument/2006/math" xmlns:v="urn:schemas-microsoft-com:vml" xmlns:wp14="http://schemas.microsoft.com/office/word/2010/wordprocessingDrawing" xmlns:wp="http://schemas.openxmlformats.org/drawingml/2006/wordprocessingDrawing" xmlns:w10="urn:schemas-microsoft-com:office:word" xmlns:w="http://schemas.openxmlformats.org/wordprocessingml/2006/main" xmlns:w14="http://schemas.microsoft.com/office/word/2010/wordml" xmlns:w15="http://schemas.microsoft.com/office/word/2012/wordml" xmlns:w16cex="http://schemas.microsoft.com/office/word/2018/wordml/cex" xmlns:w16cid="http://schemas.microsoft.com/office/word/2016/wordml/cid" xmlns:w16="http://schemas.microsoft.com/office/word/2018/wordml" xmlns:w16du="http://schemas.microsoft.com/office/word/2023/wordml/word16du" xmlns:w16sdtdh="http://schemas.microsoft.com/office/word/2020/wordml/sdtdatahash" xmlns:w16sdtfl="http://schemas.microsoft.com/office/word/2024/wordml/sdtformatlock" xmlns:w16se="http://schemas.microsoft.com/office/word/2015/wordml/symex" xmlns:wpg="http://schemas.microsoft.com/office/word/2010/wordprocessingGroup" xmlns:wpi="http://schemas.microsoft.com/office/word/2010/wordprocessingInk" xmlns:wne="http://schemas.microsoft.com/office/word/2006/wordml" xmlns:wps="http://schemas.microsoft.com/office/word/2010/wordprocessingShape" mc:Ignorable="w14 w15 w16se w16cid w16 w16cex w16sdtdh w16sdtfl w16du wp14">
+<w:document xmlns:a="http://schemas.openxmlformats.org/drawingml/2006/main" xmlns:ns1="http://schemas.openxmlformats.org/markup-compatibility/2006" xmlns:pic="http://schemas.openxmlformats.org/drawingml/2006/picture" xmlns:r="http://schemas.openxmlformats.org/officeDocument/2006/relationships" xmlns:w="http://schemas.openxmlformats.org/wordprocessingml/2006/main" xmlns:wp="http://schemas.openxmlformats.org/drawingml/2006/wordprocessingDrawing" ns1:Ignorable="w14 w15 w16se w16cid w16 w16cex w16sdtdh w16sdtfl w16du wp14">
   <w:body>
     <w:p>
       <w:pPr>
@@ -2794,7 +2794,7 @@
       </w:pPr>
       <w:r>
         <w:drawing>
-          <wp:inline xmlns:a="http://schemas.openxmlformats.org/drawingml/2006/main" xmlns:pic="http://schemas.openxmlformats.org/drawingml/2006/picture">
+          <wp:inline>
             <wp:extent cx="4114800" cy="2846457"/>
             <wp:docPr id="1" name="Picture 1" title="Figure 1" descr="Figure 1. Directional strong misfit over time. Weighted prevalence is calculated among respondents with nonmissing desired and employer-planned WFH measures. Labels report the valid annual denominator; 2020 covers May–December and 2026 covers January–May. Strong misfit is a gap of at least two days."/>
             <wp:cNvGraphicFramePr>
@@ -2864,7 +2864,7 @@
       </w:pPr>
       <w:r>
         <w:drawing>
-          <wp:inline xmlns:a="http://schemas.openxmlformats.org/drawingml/2006/main" xmlns:pic="http://schemas.openxmlformats.org/drawingml/2006/picture">
+          <wp:inline>
             <wp:extent cx="5257800" cy="3598158"/>
             <wp:docPr id="2" name="Picture 2" title="Figure 2" descr="Figure 2. Weighted job-dissatisfaction prevalence by planned-reference misfit group from July 2025 through February 2026."/>
             <wp:cNvGraphicFramePr>
@@ -4923,7 +4923,7 @@
       </w:pPr>
       <w:r>
         <w:drawing>
-          <wp:inline xmlns:a="http://schemas.openxmlformats.org/drawingml/2006/main" xmlns:pic="http://schemas.openxmlformats.org/drawingml/2006/picture">
+          <wp:inline>
             <wp:extent cx="5257800" cy="3297987"/>
             <wp:docPr id="3" name="Picture 3" title="Figure 3" descr="Figure 3. Fixed-capacity ranking performance in the January–February 2026 temporal holdout. Bars show precision@10%, and labels show lift. The dashed line indicates the holdout outcome prevalence. The absolute-gap rule ranks the absolute desired–planned gap; the directional rule ranks the positive desired–planned gap; the additive rule combines the under-remote gap with prespecified commute, children, and income indicators. Conventional RF uses conventional characteristics; WFH RF adds desired and employer-planned WFH; Reduced RF excludes gender and children. The broader planned-only sensitivity model is reported in Supplementary Table S13."/>
             <wp:cNvGraphicFramePr>
@@ -5021,7 +5021,7 @@
       </w:pPr>
       <w:r>
         <w:drawing>
-          <wp:inline xmlns:a="http://schemas.openxmlformats.org/drawingml/2006/main" xmlns:pic="http://schemas.openxmlformats.org/drawingml/2006/picture">
+          <wp:inline>
             <wp:extent cx="5257800" cy="4426811"/>
             <wp:docPr id="4" name="Picture 4" title="Figure 4" descr="Figure 4. Reliability curves for the reduced-feature random forest. Points compare mean predicted probability with observed prevalence in 10 equal-width bins; the diagonal indicates perfect calibration. Brier scores are shown in the panel."/>
             <wp:cNvGraphicFramePr>
@@ -5119,7 +5119,7 @@
       </w:pPr>
       <w:r>
         <w:drawing>
-          <wp:inline xmlns:a="http://schemas.openxmlformats.org/drawingml/2006/main" xmlns:pic="http://schemas.openxmlformats.org/drawingml/2006/picture">
+          <wp:inline>
             <wp:extent cx="5257800" cy="3594910"/>
             <wp:docPr id="5" name="Picture 5" title="Figure 5" descr="Figure 5. Subgroup selection and recall at 10% capacity. Bars show selection rates; points and intervals show recall. The dashed line marks overall recall. The gender labels reproduce the binary source coding (female = 1 and female = 0); education labels follow the SWAA categories shown in the figure. Income groups were defined using tertile cut points estimated in the 2025 training sample."/>
             <wp:cNvGraphicFramePr>
@@ -5636,10 +5636,10 @@
         <w:rPr>
           <w:b/>
         </w:rPr>
-        <w:t xml:space="preserve">Code Availability Statement: </w:t>
-      </w:r>
-      <w:r>
-        <w:t>The submitted code package contains the analysis pipeline, generated source tables, figures, document-generation scripts, the formatted supplementary workbook, output manifests, automated tests, and the clean-run reproducibility log. The core pipeline accepts the verified SWAA archive through the --data-zip argument. The included clean-run records document generation of all submitted scientific and presentation outputs in one complete run.</w:t>
+        <w:t xml:space="preserve">Code Availability Statement: The submitted code package contains the analysis pipeline, generated source tables, figures, document-generation scripts, the formatted supplementary workbook, output manifests, automated tests, and the clean-run reproducibility log. The public code repository is available at https://github.com/ZidongZhou/hybrid-misfit and the archived release is available on Zenodo at https://doi.org/10.5281/zenodo.21323412. The core pipeline accepts the verified SWAA archive through the --data-zip argument. The included clean-run records document generation of all submitted scientific and presentation outputs in one complete run.</w:t>
+      </w:r>
+      <w:r>
+        <w:t/>
       </w:r>
     </w:p>
     <w:p>
